--- a/subjects/9618 skeleton.docx
+++ b/subjects/9618 skeleton.docx
@@ -27,12 +27,6 @@
       </w:r>
     </w:p>
     <w:p>
-      <w:pPr/>
-      <w:r>
-        <w:t xml:space="preserve">Covers learning outcomes 1.1.1, 1.1.2, 1.1.3, 1.1.4, 1.1.5</w:t>
-      </w:r>
-    </w:p>
-    <w:p>
       <w:pPr>
         <w:pStyle w:val="Heading1"/>
       </w:pPr>
@@ -41,12 +35,6 @@
       </w:r>
     </w:p>
     <w:p>
-      <w:pPr/>
-      <w:r>
-        <w:t xml:space="preserve">Covers learning outcomes 1.2.1, 1.2.2, 1.2.3, 1.2.4, 1.2.5, 1.2.6, 1.2.7</w:t>
-      </w:r>
-    </w:p>
-    <w:p>
       <w:pPr>
         <w:pStyle w:val="Heading1"/>
       </w:pPr>
@@ -55,12 +43,6 @@
       </w:r>
     </w:p>
     <w:p>
-      <w:pPr/>
-      <w:r>
-        <w:t xml:space="preserve">Covers learning outcomes 1.3.1, 1.3.2, 1.3.3</w:t>
-      </w:r>
-    </w:p>
-    <w:p>
       <w:pPr>
         <w:pStyle w:val="Heading1"/>
       </w:pPr>
@@ -93,12 +75,6 @@
       </w:r>
     </w:p>
     <w:p>
-      <w:pPr/>
-      <w:r>
-        <w:t xml:space="preserve">Covers learning outcomes 2.1.1, 2.1.2, 2.1.3, 2.1.4, 2.1.5, 2.1.6, 2.1.7, 2.1.8, 2.1.9, 2.1.10, 2.1.11, 2.1.12, 2.1.13, 2.1.14, 2.1.15</w:t>
-      </w:r>
-    </w:p>
-    <w:p>
       <w:pPr>
         <w:pStyle w:val="Heading1"/>
       </w:pPr>
@@ -131,12 +107,6 @@
       </w:r>
     </w:p>
     <w:p>
-      <w:pPr/>
-      <w:r>
-        <w:t xml:space="preserve">Covers learning outcomes 3.1.1, 3.1.2, 3.1.3, 3.1.4, 3.1.5, 3.1.6, 3.1.7, 3.1.8</w:t>
-      </w:r>
-    </w:p>
-    <w:p>
       <w:pPr>
         <w:pStyle w:val="Heading1"/>
       </w:pPr>
@@ -145,12 +115,6 @@
       </w:r>
     </w:p>
     <w:p>
-      <w:pPr/>
-      <w:r>
-        <w:t xml:space="preserve">Covers learning outcomes 3.2.1, 3.2.2, 3.2.3, 3.2.4, 3.2.5, 3.2.6</w:t>
-      </w:r>
-    </w:p>
-    <w:p>
       <w:pPr>
         <w:pStyle w:val="Heading1"/>
       </w:pPr>
@@ -183,12 +147,6 @@
       </w:r>
     </w:p>
     <w:p>
-      <w:pPr/>
-      <w:r>
-        <w:t xml:space="preserve">Covers learning outcomes 4.1.1, 4.1.2, 4.1.3, 4.1.4, 4.1.5, 4.1.6, 4.1.7, 4.1.8</w:t>
-      </w:r>
-    </w:p>
-    <w:p>
       <w:pPr>
         <w:pStyle w:val="Heading1"/>
       </w:pPr>
@@ -197,12 +155,6 @@
       </w:r>
     </w:p>
     <w:p>
-      <w:pPr/>
-      <w:r>
-        <w:t xml:space="preserve">Covers learning outcomes 4.2.1, 4.2.2, 4.2.3, 4.2.4, 4.2.5</w:t>
-      </w:r>
-    </w:p>
-    <w:p>
       <w:pPr>
         <w:pStyle w:val="Heading1"/>
       </w:pPr>
@@ -211,12 +163,6 @@
       </w:r>
     </w:p>
     <w:p>
-      <w:pPr/>
-      <w:r>
-        <w:t xml:space="preserve">Covers learning outcomes 4.3.1, 4.3.2</w:t>
-      </w:r>
-    </w:p>
-    <w:p>
       <w:pPr>
         <w:pStyle w:val="Heading1"/>
       </w:pPr>
@@ -249,12 +195,6 @@
       </w:r>
     </w:p>
     <w:p>
-      <w:pPr/>
-      <w:r>
-        <w:t xml:space="preserve">Covers learning outcomes 5.1.1, 5.1.2, 5.1.3, 5.1.4</w:t>
-      </w:r>
-    </w:p>
-    <w:p>
       <w:pPr>
         <w:pStyle w:val="Heading1"/>
       </w:pPr>
@@ -263,12 +203,6 @@
       </w:r>
     </w:p>
     <w:p>
-      <w:pPr/>
-      <w:r>
-        <w:t xml:space="preserve">Covers learning outcomes 5.2.1, 5.2.2, 5.2.3, 5.2.4</w:t>
-      </w:r>
-    </w:p>
-    <w:p>
       <w:pPr>
         <w:pStyle w:val="Heading1"/>
       </w:pPr>
@@ -301,12 +235,6 @@
       </w:r>
     </w:p>
     <w:p>
-      <w:pPr/>
-      <w:r>
-        <w:t xml:space="preserve">Covers learning outcomes 6.1.1, 6.1.2, 6.1.3, 6.1.4, 6.1.5, 6.1.6</w:t>
-      </w:r>
-    </w:p>
-    <w:p>
       <w:pPr>
         <w:pStyle w:val="Heading1"/>
       </w:pPr>
@@ -315,12 +243,6 @@
       </w:r>
     </w:p>
     <w:p>
-      <w:pPr/>
-      <w:r>
-        <w:t xml:space="preserve">Covers learning outcomes 6.2.1, 6.2.2, 6.2.3</w:t>
-      </w:r>
-    </w:p>
-    <w:p>
       <w:pPr>
         <w:pStyle w:val="Heading1"/>
       </w:pPr>
@@ -353,12 +275,6 @@
       </w:r>
     </w:p>
     <w:p>
-      <w:pPr/>
-      <w:r>
-        <w:t xml:space="preserve">Covers learning outcomes 7.1.1, 7.1.2, 7.1.3, 7.1.4, 7.1.5</w:t>
-      </w:r>
-    </w:p>
-    <w:p>
       <w:pPr>
         <w:pStyle w:val="Heading1"/>
       </w:pPr>
@@ -391,12 +307,6 @@
       </w:r>
     </w:p>
     <w:p>
-      <w:pPr/>
-      <w:r>
-        <w:t xml:space="preserve">Covers learning outcomes 8.1.1, 8.1.2, 8.1.3, 8.1.4, 8.1.5, 8.1.6, 8.1.7</w:t>
-      </w:r>
-    </w:p>
-    <w:p>
       <w:pPr>
         <w:pStyle w:val="Heading1"/>
       </w:pPr>
@@ -405,12 +315,6 @@
       </w:r>
     </w:p>
     <w:p>
-      <w:pPr/>
-      <w:r>
-        <w:t xml:space="preserve">Covers learning outcomes 8.2.1, 8.2.2</w:t>
-      </w:r>
-    </w:p>
-    <w:p>
       <w:pPr>
         <w:pStyle w:val="Heading1"/>
       </w:pPr>
@@ -419,12 +323,6 @@
       </w:r>
     </w:p>
     <w:p>
-      <w:pPr/>
-      <w:r>
-        <w:t xml:space="preserve">Covers learning outcomes 8.3.1, 8.3.2, 8.3.3, 8.3.4, 8.3.5</w:t>
-      </w:r>
-    </w:p>
-    <w:p>
       <w:pPr>
         <w:pStyle w:val="Heading1"/>
       </w:pPr>
@@ -457,12 +355,6 @@
       </w:r>
     </w:p>
     <w:p>
-      <w:pPr/>
-      <w:r>
-        <w:t xml:space="preserve">Covers learning outcomes 9.1.1, 9.1.2</w:t>
-      </w:r>
-    </w:p>
-    <w:p>
       <w:pPr>
         <w:pStyle w:val="Heading1"/>
       </w:pPr>
@@ -471,12 +363,6 @@
       </w:r>
     </w:p>
     <w:p>
-      <w:pPr/>
-      <w:r>
-        <w:t xml:space="preserve">Covers learning outcomes 9.2.1, 9.2.2, 9.2.3, 9.2.4, 9.2.5, 9.2.6, 9.2.7, 9.2.8, 9.2.9</w:t>
-      </w:r>
-    </w:p>
-    <w:p>
       <w:pPr>
         <w:pStyle w:val="Heading1"/>
       </w:pPr>
@@ -509,12 +395,6 @@
       </w:r>
     </w:p>
     <w:p>
-      <w:pPr/>
-      <w:r>
-        <w:t xml:space="preserve">Covers learning outcomes 10.1.1, 10.1.2</w:t>
-      </w:r>
-    </w:p>
-    <w:p>
       <w:pPr>
         <w:pStyle w:val="Heading1"/>
       </w:pPr>
@@ -523,12 +403,6 @@
       </w:r>
     </w:p>
     <w:p>
-      <w:pPr/>
-      <w:r>
-        <w:t xml:space="preserve">Covers learning outcomes 10.2.1, 10.2.2, 10.2.3, 10.2.4</w:t>
-      </w:r>
-    </w:p>
-    <w:p>
       <w:pPr>
         <w:pStyle w:val="Heading1"/>
       </w:pPr>
@@ -537,12 +411,6 @@
       </w:r>
     </w:p>
     <w:p>
-      <w:pPr/>
-      <w:r>
-        <w:t xml:space="preserve">Covers learning outcomes 10.3.1, 10.3.2</w:t>
-      </w:r>
-    </w:p>
-    <w:p>
       <w:pPr>
         <w:pStyle w:val="Heading1"/>
       </w:pPr>
@@ -551,12 +419,6 @@
       </w:r>
     </w:p>
     <w:p>
-      <w:pPr/>
-      <w:r>
-        <w:t xml:space="preserve">Covers learning outcomes 10.4.1, 10.4.2, 10.4.3, 10.4.4</w:t>
-      </w:r>
-    </w:p>
-    <w:p>
       <w:pPr>
         <w:pStyle w:val="Heading1"/>
       </w:pPr>
@@ -589,12 +451,6 @@
       </w:r>
     </w:p>
     <w:p>
-      <w:pPr/>
-      <w:r>
-        <w:t xml:space="preserve">Covers learning outcomes 11.1.1, 11.1.2, 11.1.3</w:t>
-      </w:r>
-    </w:p>
-    <w:p>
       <w:pPr>
         <w:pStyle w:val="Heading1"/>
       </w:pPr>
@@ -603,12 +459,6 @@
       </w:r>
     </w:p>
     <w:p>
-      <w:pPr/>
-      <w:r>
-        <w:t xml:space="preserve">Covers learning outcomes 11.2.1, 11.2.2</w:t>
-      </w:r>
-    </w:p>
-    <w:p>
       <w:pPr>
         <w:pStyle w:val="Heading1"/>
       </w:pPr>
@@ -617,12 +467,6 @@
       </w:r>
     </w:p>
     <w:p>
-      <w:pPr/>
-      <w:r>
-        <w:t xml:space="preserve">Covers learning outcomes 11.3.1, 11.3.2, 11.3.3, 11.3.4, 11.3.5, 11.3.6, 11.3.7</w:t>
-      </w:r>
-    </w:p>
-    <w:p>
       <w:pPr>
         <w:pStyle w:val="Heading1"/>
       </w:pPr>
@@ -655,12 +499,6 @@
       </w:r>
     </w:p>
     <w:p>
-      <w:pPr/>
-      <w:r>
-        <w:t xml:space="preserve">Covers learning outcomes 12.1.1, 12.1.2, 12.1.3, 12.1.4</w:t>
-      </w:r>
-    </w:p>
-    <w:p>
       <w:pPr>
         <w:pStyle w:val="Heading1"/>
       </w:pPr>
@@ -669,12 +507,6 @@
       </w:r>
     </w:p>
     <w:p>
-      <w:pPr/>
-      <w:r>
-        <w:t xml:space="preserve">Covers learning outcomes 12.2.1, 12.2.2</w:t>
-      </w:r>
-    </w:p>
-    <w:p>
       <w:pPr>
         <w:pStyle w:val="Heading1"/>
       </w:pPr>
@@ -683,12 +515,6 @@
       </w:r>
     </w:p>
     <w:p>
-      <w:pPr/>
-      <w:r>
-        <w:t xml:space="preserve">Covers learning outcomes 12.3.1, 12.3.2, 12.3.3, 12.3.4, 12.3.5, 12.3.6, 12.3.7, 12.3.8</w:t>
-      </w:r>
-    </w:p>
-    <w:p>
       <w:pPr>
         <w:pStyle w:val="Heading1"/>
       </w:pPr>
@@ -721,12 +547,6 @@
       </w:r>
     </w:p>
     <w:p>
-      <w:pPr/>
-      <w:r>
-        <w:t xml:space="preserve">Covers learning outcomes 13.1.1, 13.1.2, 13.1.3, 13.1.4</w:t>
-      </w:r>
-    </w:p>
-    <w:p>
       <w:pPr>
         <w:pStyle w:val="Heading1"/>
       </w:pPr>
@@ -735,12 +555,6 @@
       </w:r>
     </w:p>
     <w:p>
-      <w:pPr/>
-      <w:r>
-        <w:t xml:space="preserve">Covers learning outcomes 13.2.1, 13.2.2, 13.2.3</w:t>
-      </w:r>
-    </w:p>
-    <w:p>
       <w:pPr>
         <w:pStyle w:val="Heading1"/>
       </w:pPr>
@@ -749,12 +563,6 @@
       </w:r>
     </w:p>
     <w:p>
-      <w:pPr/>
-      <w:r>
-        <w:t xml:space="preserve">Covers learning outcomes 13.3.1, 13.3.2, 13.3.3, 13.3.4, 13.3.5</w:t>
-      </w:r>
-    </w:p>
-    <w:p>
       <w:pPr>
         <w:pStyle w:val="Heading1"/>
       </w:pPr>
@@ -787,12 +595,6 @@
       </w:r>
     </w:p>
     <w:p>
-      <w:pPr/>
-      <w:r>
-        <w:t xml:space="preserve">Covers learning outcomes 14.1.1, 14.1.2, 14.1.3, 14.1.4</w:t>
-      </w:r>
-    </w:p>
-    <w:p>
       <w:pPr>
         <w:pStyle w:val="Heading1"/>
       </w:pPr>
@@ -801,12 +603,6 @@
       </w:r>
     </w:p>
     <w:p>
-      <w:pPr/>
-      <w:r>
-        <w:t xml:space="preserve">Covers learning outcomes 14.2.1, 14.2.2</w:t>
-      </w:r>
-    </w:p>
-    <w:p>
       <w:pPr>
         <w:pStyle w:val="Heading1"/>
       </w:pPr>
@@ -839,12 +635,6 @@
       </w:r>
     </w:p>
     <w:p>
-      <w:pPr/>
-      <w:r>
-        <w:t xml:space="preserve">Covers learning outcomes 15.1.1, 15.1.2, 15.1.3, 15.1.4, 15.1.5</w:t>
-      </w:r>
-    </w:p>
-    <w:p>
       <w:pPr>
         <w:pStyle w:val="Heading1"/>
       </w:pPr>
@@ -853,12 +643,6 @@
       </w:r>
     </w:p>
     <w:p>
-      <w:pPr/>
-      <w:r>
-        <w:t xml:space="preserve">Covers learning outcomes 15.2.1, 15.2.2, 15.2.3, 15.2.4</w:t>
-      </w:r>
-    </w:p>
-    <w:p>
       <w:pPr>
         <w:pStyle w:val="Heading1"/>
       </w:pPr>
@@ -891,12 +675,6 @@
       </w:r>
     </w:p>
     <w:p>
-      <w:pPr/>
-      <w:r>
-        <w:t xml:space="preserve">Covers learning outcomes 16.1.1, 16.1.2, 16.1.3, 16.1.4</w:t>
-      </w:r>
-    </w:p>
-    <w:p>
       <w:pPr>
         <w:pStyle w:val="Heading1"/>
       </w:pPr>
@@ -905,12 +683,6 @@
       </w:r>
     </w:p>
     <w:p>
-      <w:pPr/>
-      <w:r>
-        <w:t xml:space="preserve">Covers learning outcomes 16.2.1, 16.2.2, 16.2.3, 16.2.4</w:t>
-      </w:r>
-    </w:p>
-    <w:p>
       <w:pPr>
         <w:pStyle w:val="Heading1"/>
       </w:pPr>
@@ -943,12 +715,6 @@
       </w:r>
     </w:p>
     <w:p>
-      <w:pPr/>
-      <w:r>
-        <w:t xml:space="preserve">Covers learning outcomes 17.1.1, 17.1.2, 17.1.3</w:t>
-      </w:r>
-    </w:p>
-    <w:p>
       <w:pPr>
         <w:pStyle w:val="Heading1"/>
       </w:pPr>
@@ -981,12 +747,6 @@
       </w:r>
     </w:p>
     <w:p>
-      <w:pPr/>
-      <w:r>
-        <w:t xml:space="preserve">Covers learning outcomes 18.1.1, 18.1.2, 18.1.3, 18.1.4</w:t>
-      </w:r>
-    </w:p>
-    <w:p>
       <w:pPr>
         <w:pStyle w:val="Heading1"/>
       </w:pPr>
@@ -1019,12 +779,6 @@
       </w:r>
     </w:p>
     <w:p>
-      <w:pPr/>
-      <w:r>
-        <w:t xml:space="preserve">Covers learning outcomes 19.1.1, 19.1.2, 19.1.3, 19.1.4, 19.1.5</w:t>
-      </w:r>
-    </w:p>
-    <w:p>
       <w:pPr>
         <w:pStyle w:val="Heading1"/>
       </w:pPr>
@@ -1033,12 +787,6 @@
       </w:r>
     </w:p>
     <w:p>
-      <w:pPr/>
-      <w:r>
-        <w:t xml:space="preserve">Covers learning outcomes 19.2.1, 19.2.2</w:t>
-      </w:r>
-    </w:p>
-    <w:p>
       <w:pPr>
         <w:pStyle w:val="Heading1"/>
       </w:pPr>
@@ -1071,23 +819,11 @@
       </w:r>
     </w:p>
     <w:p>
-      <w:pPr/>
-      <w:r>
-        <w:t xml:space="preserve">Covers learning outcomes 20.1.1, 20.1.2</w:t>
-      </w:r>
-    </w:p>
-    <w:p>
       <w:pPr>
         <w:pStyle w:val="Heading1"/>
       </w:pPr>
       <w:r>
         <w:t xml:space="preserve">20.2 File Processing and Exception Handling</w:t>
-      </w:r>
-    </w:p>
-    <w:p>
-      <w:pPr/>
-      <w:r>
-        <w:t xml:space="preserve">Covers learning outcomes 20.2.1, 20.2.2</w:t>
       </w:r>
     </w:p>
     <w:p>
